--- a/开发相关文档/AI提示词/20261018-AI实践与大数据分阶段执行包/S08-提交评审恢复与早期AI质量验收.docx
+++ b/开发相关文档/AI提示词/20261018-AI实践与大数据分阶段执行包/S08-提交评审恢复与早期AI质量验收.docx
@@ -11,7 +11,7 @@
           <w:color w:val="000000"/>
           <w:sz w:val="42"/>
         </w:rPr>
-        <w:t>ScholarHub S08 提交评审恢复与早期AI质量验收</w:t>
+        <w:t>ScholarHub S08 提交恢复与AI辅助建议收口</w:t>
       </w:r>
     </w:p>
     <w:p>
@@ -20,7 +20,7 @@
         <w:widowControl/>
       </w:pPr>
       <w:r>
-        <w:t>V2 大数据主线优先  2026年10月19日  必做  建议安排 第3至4周</w:t>
+        <w:t>V2 20261025收口修订  工程闭环＋AI辅助建议</w:t>
       </w:r>
     </w:p>
     <w:p>
@@ -28,7 +28,15 @@
         <w:widowControl/>
       </w:pPr>
       <w:r>
-        <w:t>用法  单独上传本文件，并发送“只执行本阶段，完成验收与交接后停止”。V2编号已重排，请勿混用旧版同号文件。</w:t>
+        <w:t xml:space="preserve">用法  先读任务交接与20261021计划书，再发送“只执行本阶段，保护已有修改，更新交接后停止”。本包修订不等于阶段实施或新增授权。</w:t>
+      </w:r>
+    </w:p>
+    <w:p>
+      <w:pPr>
+        <w:widowControl/>
+      </w:pPr>
+      <w:r>
+        <w:t>20261025收口：S06完整通过，S07工程通过；S08历史工程通过、自动评审质量未通过。用户已选择工程闭环＋AI辅助建议，停止收费重评；本版提示词不代表辅助模式已落地。S09/S10未实施，S11默认跳过。</w:t>
       </w:r>
     </w:p>
     <w:p>
@@ -58,7 +66,7 @@
         <w:widowControl/>
       </w:pPr>
       <w:r>
-        <w:t>请只执行 S08 提交评审恢复与早期AI质量验收。目标：在固定CSV实践会话内实现提交、具体反馈、必要修改、确认与恢复，立即检验真实模型是否能识别问题并给出有依据的建议。首次提交正确可以确认，通过修改次数不作为成效；工程闭环与AI质量分别判定。</w:t>
+        <w:t>请只执行 S08 提交恢复与AI辅助建议收口。目标：复用现有提交、反馈、历史版本、取消和恢复功能，将AI定位为按需提供建议；本人确认仅表示审阅本次材料或认可建议。停止追求自动评审过关，不宣称代码正确、学生通过或可靠自动判分。</w:t>
       </w:r>
     </w:p>
     <w:p>
@@ -66,7 +74,7 @@
         <w:widowControl/>
       </w:pPr>
       <w:r>
-        <w:t>直接前置阶段：S07。前置条件：S07会话与单步人工等待已通过；S01尝试、验收项、问题类型、反馈来源、事件及接口持久化的具体范围已批准，12至20个固定模型评价案例与独立参考答案、评分和阈值已冻结。真实模型仅在已有明确模型、输入范围、调用数和费用上限授权内运行。</w:t>
+        <w:t>直接前置阶段：S07，已有会话、人工等待及真实恢复证据。用户已明确采用20261025缩减方案，无需再审批同一定位。先核对当前服务端仍有的overall/C01–C06自动门槛，完成最小适配并单独验收；历史工程通过不能代替新模式验收。</w:t>
       </w:r>
     </w:p>
     <w:p>
@@ -86,7 +94,7 @@
         <w:ind w:left="198" w:hanging="198"/>
       </w:pPr>
       <w:r>
-        <w:t>1  你是能读取本地仓库的开发AI。根目录为C:\Users\Administrator\Desktop\毕业设计\ScholarHub。每次只执行一个阶段；本包不授权自动执行整包。先核对当前源码、Git与日志，保护已有未提交修改；无源码访问先列缺少材料。</w:t>
+        <w:t xml:space="preserve">1  根目录为C:\Users\Administrator\Desktop\毕业设计\ScholarHub。先读开发相关文档/任务交接.md及开发相关文档/开发规划/20261021-大数据主线最小改动与AI实践衔接计划书.md，核对本阶段报告、当前Git和用户最新指令。每次只执行一个阶段，保护既有未提交工作；无源码访问先列缺少材料，不从S00重新初始化。</w:t>
       </w:r>
     </w:p>
     <w:p>
@@ -95,7 +103,7 @@
         <w:ind w:left="198" w:hanging="198"/>
       </w:pPr>
       <w:r>
-        <w:t>2  先读AGENTS.md和可用的stop-that-shit、frontend-backend-code-standards；前端沿用现有设计规范。保持Vue/TypeScript、FastAPI/SQLAlchemy/MySQL及Provider，复用既有结果模块化、测试与图表，不重建项目或无关格式化。</w:t>
+        <w:t>2  遵守AGENTS.md、stop-that-shit和frontend-backend-code-standards；沿用Vue/TypeScript、FastAPI/SQLAlchemy/MySQL及现有Provider。未调整的数据/权限/版本规则沿用V2-S01-r2；S08完成含义与后续前置以20261025辅助建议收口补充为准，旧评分答案和阈值封存不改。</w:t>
       </w:r>
     </w:p>
     <w:p>
@@ -113,7 +121,7 @@
         <w:ind w:left="198" w:hanging="198"/>
       </w:pPr>
       <w:r>
-        <w:t>4  真实收费模型先有模型、输入范围及调用/费用上限授权；安装、凭证和账户变更同样遵循明确授权。禁止输出.env、密钥、Token、密码或原始私人正文；Fake/Mock不代表真实模型质量。</w:t>
+        <w:t>4  本阶段真实模型调用0次，不启用旧评测脚本、不复用剩余次数或余额。工程用Fake；以后用户另需真实建议演示，须另明确模型、输入、次数及费用。禁止读取或输出凭证，历史模型结果和费用只读。</w:t>
       </w:r>
     </w:p>
     <w:p>
@@ -140,7 +148,7 @@
         <w:ind w:left="198" w:hanging="198"/>
       </w:pPr>
       <w:r>
-        <w:t>7  中文日志沿用开发相关文档/开发日志/开发操作日志.md；报告放开发相关文档/阶段报告/AI大数据改造/V2。编号已按V2重排，旧阶段报告只经内容映射复用，不覆盖旧报告。不自动提交、推送、发布或开始下一阶段。</w:t>
+        <w:t xml:space="preserve">7  中文日志沿用开发相关文档/开发日志/开发操作日志.md，报告放开发相关文档/阶段报告/AI大数据改造/V2。阶段结束、关键阻塞、换AI或准备压缩前先更新开发相关文档/任务交接.md：任务卡、已改文件、实际命令/证据、授权与消耗、缺口、恢复点和下一步。不得只留聊天纪要；不自动提交、推送、发布或开始下一阶段。</w:t>
       </w:r>
     </w:p>
     <w:p>
@@ -160,7 +168,7 @@
         <w:ind w:left="198" w:hanging="198"/>
       </w:pPr>
       <w:r>
-        <w:t>1  S07会话、版本和错误语义，首模板验收项与确定性输出规则；当前提示、讲解、静态评审Agent及正式教学提交权限。</w:t>
+        <w:t>1  读取S07报告、S08完成报告最新收口段及本轮辅助建议范围，核对session/attempt/evidence、版本与错误语义；原有正式教学和旧工作流保持独立。</w:t>
       </w:r>
     </w:p>
     <w:p>
@@ -169,7 +177,7 @@
         <w:ind w:left="198" w:hanging="198"/>
       </w:pPr>
       <w:r>
-        <w:t>2  S01固定评价集：正确答案、已知错误及信息不足案例均有覆盖；保留案例编号、独立预期问题、可接受解释、不能据此通过的条件和人工评分表。</w:t>
+        <w:t>2  读取S08现有服务、证据构造、Agent注入、Schema与相关测试，定位_can_complete、confirm/resume和AI失败路径；S01固定模板仍用于任务说明与输出值比较，原Q01–Q16及评分表仅作封存历史依据。</w:t>
       </w:r>
     </w:p>
     <w:p>
@@ -178,7 +186,7 @@
         <w:ind w:left="198" w:hanging="198"/>
       </w:pPr>
       <w:r>
-        <w:t>3  真实模型授权记录或明确的未授权状态；列出模型与参数、材料、资源预算、评分者、各类指标阈值和失败时允许的有限修复范围。</w:t>
+        <w:t>3  读取S08-历史评价工具归档.zip及清理清单的索引；无需解压或重跑。核对历史76次、265486tokens、usage上界2.201798CNY/含预留2.693412CNY，账户扣款未核实；本阶段新模型额度0。</w:t>
       </w:r>
     </w:p>
     <w:p>
@@ -198,7 +206,7 @@
         <w:ind w:left="198" w:hanging="198"/>
       </w:pPr>
       <w:r>
-        <w:t>1  按批准合同追加保存实践尝试，绑定会话、步骤、不可覆盖的尝试版本及输入依据；保存代码、运行输出和说明的权限与业务材料一致，分析事件只保存必要引用和分类。</w:t>
+        <w:t>1  复用S07三表与现有五端点，追加不可覆盖attempt；保留代码≤12000字符、声明输出≤8KiB、绑定版本与request_key。新尝试另存、旧历史可读，事件不含代码。已有实现符合的部分直接复用，不重建表、接口和Provider。</w:t>
       </w:r>
     </w:p>
     <w:p>
@@ -207,7 +215,7 @@
         <w:ind w:left="198" w:hanging="198"/>
       </w:pPr>
       <w:r>
-        <w:t>2  验收项使用稳定编号，反馈问题使用批准的问题类型并引用相关验收项和尝试。关联必须能在服务端核对，防止另一版本代码或不相关节点配置进入本次评审。</w:t>
+        <w:t>2  AI只返回当前提交的问题线索、理由、建议自测与可行下一动作，信息不足时说明缺口；不承担pass/fail教学裁决。优先复用现有窄Schema与结果容器；旧字段保留兼容，其模型判断仅为建议来源，不做自动通关依据。</w:t>
       </w:r>
     </w:p>
     <w:p>
@@ -216,7 +224,7 @@
         <w:ind w:left="198" w:hanging="198"/>
       </w:pPr>
       <w:r>
-        <w:t>3  提示围绕当前任务，讲解消费用户选定的代码，评审消费确切提交。没有提交时保持等待并提示所需材料，不能返回评审成功，也不能要求开始时预填全流程答案。</w:t>
+        <w:t>3  讲解消费所选代码，建议消费确切attempt；无提交时提示所需材料，不生成评审成功。获取建议为显式可选动作，查询、刷新、取消、恢复和本人确认均不调用模型；用户可在无AI建议的情况下审阅自己的提交并结束本次实践。</w:t>
       </w:r>
     </w:p>
     <w:p>
@@ -225,7 +233,7 @@
         <w:ind w:left="198" w:hanging="198"/>
       </w:pPr>
       <w:r>
-        <w:t>4  保存反馈的问题、依据、理由、建议自测、下一动作与来源。需要修改时回到当前步骤，产生下一次尝试并使依赖旧尝试的候选成果待更新；无关成果和历史仍可读取。</w:t>
+        <w:t>4  本人选择修改时追加新尝试，只使依赖旧attempt的候选待更新；不能因模型说needs_changes就强制修改或制造第二次提交。反馈绑定attempt/operation/revision，保留来源与历史，不覆盖旧反馈来追分。</w:t>
       </w:r>
     </w:p>
     <w:p>
@@ -234,7 +242,7 @@
         <w:ind w:left="198" w:hanging="198"/>
       </w:pPr>
       <w:r>
-        <w:t>5  将学生自我确认、固定输出值核对、AI静态建议和教师确认分别标识和持久化。平台不运行任意学生代码；贴出匹配的输出只说明输出核对，不证明代码已执行或学生已经掌握。</w:t>
+        <w:t>5  分开保存自我声明、固定输出值比较、AI建议、本人确认与教师确认。输出匹配仅说明声明值一致；缺失或不匹配如实显示，不等于代码运行结果。教师项默认null，不能从个人实践动作生成教师通过。</w:t>
       </w:r>
     </w:p>
     <w:p>
@@ -243,7 +251,7 @@
         <w:ind w:left="198" w:hanging="198"/>
       </w:pPr>
       <w:r>
-        <w:t>6  依明确验收要求由有权用户确认，不由looks_correct自动推进。首次正确且证据满足条件可以完成；多次修改也可继续；不人为制造第二次提交来满足演示脚本。</w:t>
+        <w:t>6  将implement结束条件改为：当前attempt有有效代码，owner/当前版本/合法状态满足，用户明确确认已审阅本次提交；如有AI建议，仅表示已阅读或采纳。解除overall=pass、六项结论及声明输出匹配的自动通关依赖。completed只表示本次实践已结束，不表示代码正确或掌握。</w:t>
       </w:r>
     </w:p>
     <w:p>
@@ -252,7 +260,7 @@
         <w:ind w:left="198" w:hanging="198"/>
       </w:pPr>
       <w:r>
-        <w:t>7  沿用正式教学权限，个人实践确认不能伪装教师通过。确认记录绑定验收项、证据引用及来源；材料不足时保留待确认状态，不能只凭一个完成按钮推导教学成效。</w:t>
+        <w:t>7  AI失败、无效或未请求都不得伪造建议或卡死本人结束路径；保留原错误与用量，resume恢复安全人工等待，不自动重发。无代码仍不能结束implement；跨用户、错误版本和取消态确认继续拒绝。既有正式教学确认权限不变。</w:t>
       </w:r>
     </w:p>
     <w:p>
@@ -261,7 +269,7 @@
         <w:ind w:left="198" w:hanging="198"/>
       </w:pPr>
       <w:r>
-        <w:t>8  覆盖一次成功、多次修改、取消及无提交四类路径。离开、刷新、重新进入和重启可恢复当前尝试；重复提交、并发确认及取消后旧模型返回按版本和幂等约束收敛。</w:t>
+        <w:t>8  用Fake验证四路径：提交后直接本人结束；查看建议后自选修改并追加版本；无提交继续等待；取消和恢复。加入建议失败后恢复/本人结束、重复提交/并发确认、错误版本、跨用户、取消后迟到返回；重启后可读当前attempt。</w:t>
       </w:r>
     </w:p>
     <w:p>
@@ -270,7 +278,7 @@
         <w:ind w:left="198" w:hanging="198"/>
       </w:pPr>
       <w:r>
-        <w:t>9  在提交、反馈、要求修改和确认的成功事务中记录事件，标明模板、会话、步骤、尝试和问题类型。回滚不产成功事件，学生原始代码和教师评语不进入分析事件。</w:t>
+        <w:t>9  事件随成功事务记录，保持稳定event_key及模板/步骤/attempt引用；旧criterion_issue只表示模型报告过的建议线索，不能解释为已证实错误。本人确认事件表示审阅/流程结束，不能解释为教师认可或学习成效；不回填旧事件。</w:t>
       </w:r>
     </w:p>
     <w:p>
@@ -279,7 +287,7 @@
         <w:ind w:left="198" w:hanging="198"/>
       </w:pPr>
       <w:r>
-        <w:t>10  工程绑定测试先使用Fake；随后本阶段就运行已授权的真实模型固定案例，不推迟到S12。按冻结规则逐例记录正确问题定位、漏报误报、无依据通过、信息不足处理及用量耗时。</w:t>
+        <w:t>10  只运行本次行为变化必要的服务、API、Agent与旧能力兼容检查，Fake不证明建议质量。真实数据库和重启验证须另有本轮隔离目标、初始状态及写入范围，未授权就标未运行，不沿用旧额度。</w:t>
       </w:r>
     </w:p>
     <w:p>
@@ -288,7 +296,7 @@
         <w:ind w:left="198" w:hanging="198"/>
       </w:pPr>
       <w:r>
-        <w:t>11  人工评分以独立答案和明确量表为依据，保留原始结果与分歧处理。普通问答、旧流程和新模式若作对照，统一模型、资料及资源上限，不能把调用更多直接解释成机制更优。</w:t>
+        <w:t>11  封存原Q01–Q16、原始响应、校准、参数、失败诊断和费用账本；结论保持“历史工程通过，自动评审质量未通过”。不改答案/阈值、不重标旧响应、不拼旧轮结果；停止新的被测/J1评价和付费修词。</w:t>
       </w:r>
     </w:p>
     <w:p>
@@ -297,7 +305,7 @@
         <w:ind w:left="198" w:hanging="198"/>
       </w:pPr>
       <w:r>
-        <w:t>12  质量未达阈值时仅修复已定位的输入或提示问题，记录修改后对原固定集的影响；不得换掉失败案例、调整阈值凑通过，或用人为确认完成掩盖模型漏错。</w:t>
+        <w:t>12  同步状态动作表和证据含义；检查当前API/持久化是否可在原格式内表达辅助建议。若确需新的公共字段或存储结构，先列具体差异再确认；不以本次定位调整自批新增表/API/依赖。完成报告明确新模式已验项及缺项。</w:t>
       </w:r>
     </w:p>
     <w:p>
@@ -317,7 +325,7 @@
         <w:ind w:left="198" w:hanging="198"/>
       </w:pPr>
       <w:r>
-        <w:t>1  四类业务路径均可复现，尝试不可覆盖，反馈只绑定对应版本；首次正确允许完成，修改次数仅描述过程。</w:t>
+        <w:t>1  提交、绑定反馈、不可覆盖历史、取消与恢复均可复现；本人可选择直接结束或修改，不依赖AI判pass，不强制第二次提交。</w:t>
       </w:r>
     </w:p>
     <w:p>
@@ -326,7 +334,7 @@
         <w:ind w:left="198" w:hanging="198"/>
       </w:pPr>
       <w:r>
-        <w:t>2  每项确认可定位来源与材料，四类证据含义分别显示；没有代码、输出或教师依据时不会出现被夸大的通过状态。</w:t>
+        <w:t>2  本人确认只表示审阅材料/认可建议；输出核对、AI建议与教师确认分别展示。没有代码不能结束，不显示代码正确、自动判分、教师通过或能力提升。</w:t>
       </w:r>
     </w:p>
     <w:p>
@@ -335,7 +343,7 @@
         <w:ind w:left="198" w:hanging="198"/>
       </w:pPr>
       <w:r>
-        <w:t>3  重复、并发、错误版本、跨用户及恢复行为通过相应工程检查，事件引用与实际成功动作一致。</w:t>
+        <w:t>3  归属、版本、幂等、短事务、迟到响应及事件一致性检查通过；服务重启后可恢复安全等待点，不静默重复收费请求。新模式Fake/真实DB证据分列。</w:t>
       </w:r>
     </w:p>
     <w:p>
@@ -344,7 +352,7 @@
         <w:ind w:left="198" w:hanging="198"/>
       </w:pPr>
       <w:r>
-        <w:t>4  已授权时完成冻结的12至20例评价，逐类报告样本数、规则、原始结果和阈值判定；案例结果仅支持该固定集结论。</w:t>
+        <w:t>4  原自动评审质量保持未通过，固定集、原成绩和费用可追溯；真实重评0次。历史失败不再阻挡后续工程，但不能据此宣传建议准确或可靠自动判分。</w:t>
       </w:r>
     </w:p>
     <w:p>
@@ -353,7 +361,7 @@
         <w:ind w:left="198" w:hanging="198"/>
       </w:pPr>
       <w:r>
-        <w:t>5  未获真实模型预算可交工程证据和可执行评价清单，但AI质量明确标未验收，不宣称指导有效，也不能把它写成S12已完成的前置质量成果。</w:t>
+        <w:t>5  旧WorkflowRun、answer_review、教师模块、S06批次与统计继续可用；保留UTF8和结构化输出基础，不为收口删除运行代码、测试或迁移。</w:t>
       </w:r>
     </w:p>
     <w:p>
@@ -361,7 +369,7 @@
         <w:widowControl/>
       </w:pPr>
       <w:r>
-        <w:t>阶段门槛：工程路径与AI质量分别给出结论后停止。真实模型未授权或未达冻结质量门槛时，保留工程可用边界并标明AI质量阻塞；不自动调用模型、不扩大预算，后续不得以UI完成覆盖该缺口，也不得等待S12才首次发现质量问题。</w:t>
+        <w:t>阶段门槛：辅助建议模式的实际工程适配与相关验收完成后交接S09；只改本文档不能算实现通过。AI自动评审质量未通过不再是S09/S10的前置；真实DB未验证的工程缺口仍准确交接，不自动推进。</w:t>
       </w:r>
     </w:p>
     <w:p>
@@ -381,7 +389,7 @@
         <w:ind w:left="198" w:hanging="198"/>
       </w:pPr>
       <w:r>
-        <w:t>1  不搭建任意代码执行或自动判题沙箱，不训练模型，不扩大到多语言或新模板。</w:t>
+        <w:t>1  不执行学生脚本、不搭建沙箱、不训练模型、不扩第二模板；不删除教师或旧工作流功能。</w:t>
       </w:r>
     </w:p>
     <w:p>
@@ -390,7 +398,7 @@
         <w:ind w:left="198" w:hanging="198"/>
       </w:pPr>
       <w:r>
-        <w:t>2  不强制两次提交，不把学习分钟、提交次数或点击确认当作能力增长。</w:t>
+        <w:t>2  不强制两次提交，不用分钟、次数、输出匹配或本人确认推导代码正确或能力增长。</w:t>
       </w:r>
     </w:p>
     <w:p>
@@ -399,7 +407,7 @@
         <w:ind w:left="198" w:hanging="198"/>
       </w:pPr>
       <w:r>
-        <w:t>3  不把真实模型质量首次验证留到综合验收，也不自动追加收费调用额度。</w:t>
+        <w:t>3  不继续付费重评、不启用Flash辅助评分/J1自动裁决、不改旧答案阈值，也不自动启动S09。</w:t>
       </w:r>
     </w:p>
     <w:p>
@@ -419,7 +427,7 @@
         <w:ind w:left="198" w:hanging="198"/>
       </w:pPr>
       <w:r>
-        <w:t>1  交付S08完成报告、四路径状态动作矩阵、尝试与反馈样例及恢复证据。</w:t>
+        <w:t>1  更新同一S08完成报告，保留历史，追加缩减依据、实际代码差异、四路径与失败恢复证据；文档修订与运行适配分别标状态。</w:t>
       </w:r>
     </w:p>
     <w:p>
@@ -428,7 +436,7 @@
         <w:ind w:left="198" w:hanging="198"/>
       </w:pPr>
       <w:r>
-        <w:t>2  交付固定评价集索引、人工量表、真实模型原始结果与预算记录，未运行和未通过分别列示。</w:t>
+        <w:t>2  交付封存评价索引、工具归档与清理清单，原始结果/调用/费用不覆盖；登记本轮模型0、DB实际范围及未运行原因，不提出默认新付费轮次。</w:t>
       </w:r>
     </w:p>
     <w:p>
@@ -437,7 +445,7 @@
         <w:ind w:left="198" w:hanging="198"/>
       </w:pPr>
       <w:r>
-        <w:t>3  向S09交接页面所需动作及证据来源，向S10交接事件字段、类型和真实覆盖起点。</w:t>
+        <w:t>3  向S09交接辅助建议动作、本人确认含义、状态和来源；向S10交接事实动作事件与模型建议来源的区别，原AI质量限制保留。</w:t>
       </w:r>
     </w:p>
     <w:p>
@@ -466,7 +474,7 @@
         <w:ind w:left="198" w:hanging="198"/>
       </w:pPr>
       <w:r>
-        <w:t>2  前置证据、必要授权、环境或质量门槛缺失时，交付已完成材料与准确阻塞。分别标通过、失败、未运行、待确认和未选择，不把工程通过或文档完成写成模型有效或整包完成。</w:t>
+        <w:t>2  前置证据、必要授权或环境缺失时交付准确阻塞。原自动评审质量未通过作为历史限制保留，不再作为辅助建议工程的前置；当前工程仍须实证验收，不把文档、Fake或本人确认写成代码正确、教学认可或模型有效。</w:t>
       </w:r>
     </w:p>
     <w:p>
